--- a/resources/templates/ficha_4.docx
+++ b/resources/templates/ficha_4.docx
@@ -165,33 +165,6 @@
     <w:p>
       <w:pPr>
         <w:jc w:val="center"/>
-      </w:pPr>
-      <w:r>
-        <w:rPr>
-          <w:b/>
-          <w:sz w:val="20"/>
-          <w:szCs w:val="20"/>
-        </w:rPr>
-        <w:tab/>
-        <w:t xml:space="preserve"> CEP: </w:t>
-      </w:r>
-      <w:r>
-        <w:rPr>
-          <w:b/>
-          <w:sz w:val="20"/>
-          <w:szCs w:val="20"/>
-        </w:rPr>
-        <w:t>15570-000</w:t>
-      </w:r>
-      <w:r>
-        <w:rPr>
-          <w:b/>
-          <w:sz w:val="20"/>
-          <w:szCs w:val="20"/>
-        </w:rPr>
-        <w:tab/>
-      </w:r>
-      <w:r>
         <w:rPr>
           <w:rFonts w:ascii="Monotype Corsiva" w:hAnsi="Monotype Corsiva" w:cs="Monotype Corsiva"/>
           <w:b/>
@@ -199,7 +172,85 @@
           <w:sz w:val="22"/>
           <w:szCs w:val="22"/>
         </w:rPr>
-        <w:t xml:space="preserve">Tel./ (0xx34) 3428-2069      </w:t>
+      </w:pPr>
+      <w:r>
+        <w:rPr>
+          <w:b/>
+          <w:sz w:val="20"/>
+          <w:szCs w:val="20"/>
+        </w:rPr>
+        <w:tab/>
+        <w:t xml:space="preserve"> CEP: </w:t>
+      </w:r>
+      <w:r>
+        <w:rPr>
+          <w:b/>
+          <w:sz w:val="20"/>
+          <w:szCs w:val="20"/>
+        </w:rPr>
+        <w:t>15570-000</w:t>
+      </w:r>
+      <w:r>
+        <w:rPr>
+          <w:b/>
+          <w:sz w:val="20"/>
+          <w:szCs w:val="20"/>
+        </w:rPr>
+        <w:t xml:space="preserve"> </w:t>
+      </w:r>
+      <w:r>
+        <w:rPr>
+          <w:rFonts w:ascii="Monotype Corsiva" w:hAnsi="Monotype Corsiva" w:cs="Monotype Corsiva"/>
+          <w:b/>
+          <w:i/>
+          <w:sz w:val="22"/>
+          <w:szCs w:val="22"/>
+        </w:rPr>
+        <w:t>Tel./ (0xx34) 3428-2069</w:t>
+      </w:r>
+      <w:r>
+        <w:rPr>
+          <w:rFonts w:ascii="Monotype Corsiva" w:hAnsi="Monotype Corsiva" w:cs="Monotype Corsiva"/>
+          <w:b/>
+          <w:i/>
+          <w:sz w:val="22"/>
+          <w:szCs w:val="22"/>
+        </w:rPr>
+        <w:t xml:space="preserve"> </w:t>
+      </w:r>
+    </w:p>
+    <w:p>
+      <w:pPr>
+        <w:jc w:val="center"/>
+        <w:rPr>
+          <w:rFonts w:ascii="Monotype Corsiva" w:hAnsi="Monotype Corsiva" w:cs="Monotype Corsiva"/>
+          <w:b/>
+          <w:i/>
+          <w:sz w:val="22"/>
+          <w:szCs w:val="22"/>
+        </w:rPr>
+      </w:pPr>
+      <w:proofErr w:type="spellStart"/>
+      <w:r>
+        <w:rPr>
+          <w:rFonts w:ascii="Monotype Corsiva" w:hAnsi="Monotype Corsiva" w:cs="Monotype Corsiva"/>
+          <w:b/>
+          <w:i/>
+          <w:sz w:val="22"/>
+          <w:szCs w:val="22"/>
+        </w:rPr>
+        <w:t>Cel</w:t>
+      </w:r>
+      <w:proofErr w:type="spellEnd"/>
+      <w:r>
+        <w:rPr>
+          <w:rFonts w:ascii="Monotype Corsiva" w:hAnsi="Monotype Corsiva" w:cs="Monotype Corsiva"/>
+          <w:b/>
+          <w:i/>
+          <w:sz w:val="22"/>
+          <w:szCs w:val="22"/>
+        </w:rPr>
+        <w:t>: (17)9 9643-9188</w:t>
       </w:r>
     </w:p>
     <w:p>
@@ -228,7 +279,28 @@
           <w:szCs w:val="22"/>
         </w:rPr>
         <w:tab/>
-        <w:t>CNPJ  nº. 04.247.647 / 0001-73</w:t>
+      </w:r>
+      <w:proofErr w:type="gramStart"/>
+      <w:r>
+        <w:rPr>
+          <w:rFonts w:ascii="Monotype Corsiva" w:hAnsi="Monotype Corsiva" w:cs="Monotype Corsiva"/>
+          <w:b/>
+          <w:i/>
+          <w:sz w:val="22"/>
+          <w:szCs w:val="22"/>
+        </w:rPr>
+        <w:t>CNPJ  nº</w:t>
+      </w:r>
+      <w:proofErr w:type="gramEnd"/>
+      <w:r>
+        <w:rPr>
+          <w:rFonts w:ascii="Monotype Corsiva" w:hAnsi="Monotype Corsiva" w:cs="Monotype Corsiva"/>
+          <w:b/>
+          <w:i/>
+          <w:sz w:val="22"/>
+          <w:szCs w:val="22"/>
+        </w:rPr>
+        <w:t>. 04.247.647 / 0001-73</w:t>
       </w:r>
     </w:p>
     <w:p>
@@ -246,7 +318,23 @@
           <w:b/>
           <w:i/>
         </w:rPr>
-        <w:t xml:space="preserve">  Presidente – ${</w:t>
+        <w:t xml:space="preserve">  </w:t>
+      </w:r>
+      <w:r>
+        <w:rPr>
+          <w:rFonts w:ascii="Monotype Corsiva" w:eastAsia="Monotype Corsiva" w:hAnsi="Monotype Corsiva" w:cs="Monotype Corsiva"/>
+          <w:b/>
+          <w:i/>
+        </w:rPr>
+        <w:t xml:space="preserve">         </w:t>
+      </w:r>
+      <w:r>
+        <w:rPr>
+          <w:rFonts w:ascii="Monotype Corsiva" w:eastAsia="Monotype Corsiva" w:hAnsi="Monotype Corsiva" w:cs="Monotype Corsiva"/>
+          <w:b/>
+          <w:i/>
+        </w:rPr>
+        <w:t>Presidente – ${</w:t>
       </w:r>
       <w:r>
         <w:rPr>

--- a/resources/templates/ficha_4.docx
+++ b/resources/templates/ficha_4.docx
@@ -100,6 +100,11 @@
     <w:p>
       <w:pPr>
         <w:jc w:val="center"/>
+        <w:rPr>
+          <w:b/>
+          <w:sz w:val="20"/>
+          <w:szCs w:val="20"/>
+        </w:rPr>
       </w:pPr>
       <w:r>
         <w:rPr>
@@ -115,7 +120,14 @@
           <w:sz w:val="20"/>
           <w:szCs w:val="20"/>
         </w:rPr>
-        <w:tab/>
+        <w:t xml:space="preserve">            </w:t>
+      </w:r>
+      <w:r>
+        <w:rPr>
+          <w:b/>
+          <w:sz w:val="20"/>
+          <w:szCs w:val="20"/>
+        </w:rPr>
         <w:t>FRONTEIRA E REGIÃO “CHICO SIMPLÍCIO” Z-14</w:t>
       </w:r>
     </w:p>
@@ -134,95 +146,60 @@
           <w:sz w:val="20"/>
           <w:szCs w:val="20"/>
         </w:rPr>
-        <w:t xml:space="preserve"> </w:t>
-      </w:r>
-      <w:r>
-        <w:rPr>
-          <w:b/>
-          <w:sz w:val="20"/>
-          <w:szCs w:val="20"/>
-        </w:rPr>
-        <w:tab/>
-      </w:r>
-      <w:r>
-        <w:rPr>
-          <w:b/>
-          <w:sz w:val="20"/>
-          <w:szCs w:val="20"/>
-        </w:rPr>
-        <w:tab/>
-        <w:t xml:space="preserve"> </w:t>
-      </w:r>
-      <w:r>
-        <w:rPr>
-          <w:b/>
-          <w:sz w:val="20"/>
-          <w:szCs w:val="20"/>
-        </w:rPr>
-        <w:t>Avenida João Gonçalves do Nascimento, 1015, Centro</w:t>
+        <w:t xml:space="preserve">        COM ATENDIMENTO EM CARDOSO-SP</w:t>
       </w:r>
     </w:p>
     <w:p>
       <w:pPr>
         <w:jc w:val="center"/>
-        <w:rPr>
-          <w:rFonts w:ascii="Monotype Corsiva" w:hAnsi="Monotype Corsiva" w:cs="Monotype Corsiva"/>
-          <w:b/>
-          <w:i/>
-          <w:sz w:val="22"/>
-          <w:szCs w:val="22"/>
-        </w:rPr>
       </w:pPr>
-      <w:r>
-        <w:rPr>
-          <w:b/>
-          <w:sz w:val="20"/>
-          <w:szCs w:val="20"/>
-        </w:rPr>
-        <w:tab/>
-        <w:t xml:space="preserve"> CEP: </w:t>
-      </w:r>
-      <w:r>
-        <w:rPr>
-          <w:b/>
-          <w:sz w:val="20"/>
-          <w:szCs w:val="20"/>
-        </w:rPr>
-        <w:t>15570-000</w:t>
-      </w:r>
-      <w:r>
-        <w:rPr>
-          <w:b/>
-          <w:sz w:val="20"/>
-          <w:szCs w:val="20"/>
-        </w:rPr>
-        <w:t xml:space="preserve"> </w:t>
-      </w:r>
-      <w:r>
-        <w:rPr>
-          <w:rFonts w:ascii="Monotype Corsiva" w:hAnsi="Monotype Corsiva" w:cs="Monotype Corsiva"/>
-          <w:b/>
-          <w:i/>
-          <w:sz w:val="22"/>
-          <w:szCs w:val="22"/>
-        </w:rPr>
-        <w:t>Tel./ (0xx34) 3428-2069</w:t>
-      </w:r>
-      <w:r>
-        <w:rPr>
-          <w:rFonts w:ascii="Monotype Corsiva" w:hAnsi="Monotype Corsiva" w:cs="Monotype Corsiva"/>
-          <w:b/>
-          <w:i/>
-          <w:sz w:val="22"/>
-          <w:szCs w:val="22"/>
-        </w:rPr>
-        <w:t xml:space="preserve"> </w:t>
-      </w:r>
     </w:p>
     <w:p>
       <w:pPr>
         <w:jc w:val="center"/>
         <w:rPr>
+          <w:b/>
+          <w:sz w:val="20"/>
+          <w:szCs w:val="20"/>
+        </w:rPr>
+      </w:pPr>
+      <w:r>
+        <w:rPr>
+          <w:b/>
+          <w:sz w:val="20"/>
+          <w:szCs w:val="20"/>
+        </w:rPr>
+        <w:t xml:space="preserve"> </w:t>
+      </w:r>
+      <w:r>
+        <w:rPr>
+          <w:b/>
+          <w:sz w:val="20"/>
+          <w:szCs w:val="20"/>
+        </w:rPr>
+        <w:tab/>
+      </w:r>
+      <w:r>
+        <w:rPr>
+          <w:b/>
+          <w:sz w:val="20"/>
+          <w:szCs w:val="20"/>
+        </w:rPr>
+        <w:t xml:space="preserve">           </w:t>
+      </w:r>
+      <w:r>
+        <w:rPr>
+          <w:b/>
+          <w:sz w:val="20"/>
+          <w:szCs w:val="20"/>
+        </w:rPr>
+        <w:t>Avenida João Gonçalves do Nascimento, 1015, Centro</w:t>
+      </w:r>
+    </w:p>
+    <w:p>
+      <w:pPr>
+        <w:ind w:firstLine="709"/>
+        <w:rPr>
           <w:rFonts w:ascii="Monotype Corsiva" w:hAnsi="Monotype Corsiva" w:cs="Monotype Corsiva"/>
           <w:b/>
           <w:i/>
@@ -230,6 +207,38 @@
           <w:szCs w:val="22"/>
         </w:rPr>
       </w:pPr>
+      <w:r>
+        <w:rPr>
+          <w:b/>
+          <w:sz w:val="20"/>
+          <w:szCs w:val="20"/>
+        </w:rPr>
+        <w:t xml:space="preserve">                                                  </w:t>
+      </w:r>
+      <w:r>
+        <w:rPr>
+          <w:b/>
+          <w:sz w:val="20"/>
+          <w:szCs w:val="20"/>
+        </w:rPr>
+        <w:t xml:space="preserve">CEP: </w:t>
+      </w:r>
+      <w:r>
+        <w:rPr>
+          <w:b/>
+          <w:sz w:val="20"/>
+          <w:szCs w:val="20"/>
+        </w:rPr>
+        <w:t>15570-000</w:t>
+      </w:r>
+      <w:r>
+        <w:rPr>
+          <w:b/>
+          <w:sz w:val="20"/>
+          <w:szCs w:val="20"/>
+        </w:rPr>
+        <w:t xml:space="preserve"> </w:t>
+      </w:r>
       <w:proofErr w:type="spellStart"/>
       <w:r>
         <w:rPr>
@@ -259,8 +268,6 @@
           <w:tab w:val="left" w:pos="1263"/>
           <w:tab w:val="center" w:pos="4472"/>
         </w:tabs>
-      </w:pPr>
-      <w:r>
         <w:rPr>
           <w:rFonts w:ascii="Monotype Corsiva" w:hAnsi="Monotype Corsiva" w:cs="Monotype Corsiva"/>
           <w:b/>
@@ -268,8 +275,7 @@
           <w:sz w:val="22"/>
           <w:szCs w:val="22"/>
         </w:rPr>
-        <w:tab/>
-      </w:r>
+      </w:pPr>
       <w:r>
         <w:rPr>
           <w:rFonts w:ascii="Monotype Corsiva" w:hAnsi="Monotype Corsiva" w:cs="Monotype Corsiva"/>
@@ -280,7 +286,6 @@
         </w:rPr>
         <w:tab/>
       </w:r>
-      <w:proofErr w:type="gramStart"/>
       <w:r>
         <w:rPr>
           <w:rFonts w:ascii="Monotype Corsiva" w:hAnsi="Monotype Corsiva" w:cs="Monotype Corsiva"/>
@@ -289,9 +294,9 @@
           <w:sz w:val="22"/>
           <w:szCs w:val="22"/>
         </w:rPr>
-        <w:t>CNPJ  nº</w:t>
-      </w:r>
-      <w:proofErr w:type="gramEnd"/>
+        <w:tab/>
+      </w:r>
+      <w:proofErr w:type="gramStart"/>
       <w:r>
         <w:rPr>
           <w:rFonts w:ascii="Monotype Corsiva" w:hAnsi="Monotype Corsiva" w:cs="Monotype Corsiva"/>
@@ -300,7 +305,65 @@
           <w:sz w:val="22"/>
           <w:szCs w:val="22"/>
         </w:rPr>
+        <w:t>CNPJ  nº</w:t>
+      </w:r>
+      <w:proofErr w:type="gramEnd"/>
+      <w:r>
+        <w:rPr>
+          <w:rFonts w:ascii="Monotype Corsiva" w:hAnsi="Monotype Corsiva" w:cs="Monotype Corsiva"/>
+          <w:b/>
+          <w:i/>
+          <w:sz w:val="22"/>
+          <w:szCs w:val="22"/>
+        </w:rPr>
         <w:t>. 04.247.647 / 0001-73</w:t>
+      </w:r>
+    </w:p>
+    <w:p>
+      <w:pPr>
+        <w:pStyle w:val="FrameContents"/>
+        <w:tabs>
+          <w:tab w:val="left" w:pos="1263"/>
+          <w:tab w:val="center" w:pos="4472"/>
+        </w:tabs>
+        <w:jc w:val="center"/>
+        <w:rPr>
+          <w:rFonts w:ascii="Monotype Corsiva" w:hAnsi="Monotype Corsiva" w:cs="Monotype Corsiva"/>
+          <w:b/>
+          <w:i/>
+          <w:sz w:val="22"/>
+          <w:szCs w:val="22"/>
+        </w:rPr>
+      </w:pPr>
+      <w:r>
+        <w:rPr>
+          <w:rFonts w:ascii="Monotype Corsiva" w:hAnsi="Monotype Corsiva" w:cs="Monotype Corsiva"/>
+          <w:b/>
+          <w:i/>
+          <w:sz w:val="22"/>
+          <w:szCs w:val="22"/>
+        </w:rPr>
+        <w:t xml:space="preserve">            </w:t>
+      </w:r>
+      <w:r>
+        <w:rPr>
+          <w:rFonts w:ascii="Monotype Corsiva" w:hAnsi="Monotype Corsiva" w:cs="Monotype Corsiva"/>
+          <w:b/>
+          <w:i/>
+          <w:sz w:val="22"/>
+          <w:szCs w:val="22"/>
+        </w:rPr>
+        <w:t xml:space="preserve">Email: </w:t>
+      </w:r>
+      <w:r>
+        <w:rPr>
+          <w:rFonts w:ascii="Monotype Corsiva" w:hAnsi="Monotype Corsiva" w:cs="Monotype Corsiva"/>
+          <w:b/>
+          <w:i/>
+          <w:sz w:val="22"/>
+          <w:szCs w:val="22"/>
+        </w:rPr>
+        <w:t>coloniacardosoz-14@hotmail.com</w:t>
       </w:r>
     </w:p>
     <w:p>
@@ -1134,14 +1197,7 @@
           <w:sz w:val="16"/>
           <w:szCs w:val="16"/>
         </w:rPr>
-        <w:t>Declaro estar ciente de minha filiação a CPPFR Z-14 – a qual representara meus interesses extra judiciais perante as esferas administrativas e judiciais em todos os atos referente à classe dos pescadores. Ciente da responsabilidade sob o presente termo, e de posse plena das minhas faculdades mentais, renuncio a qualquer outra Associação ou Colônia a que foi ou sou filiado, eximindo a presente Colônia (CPPFR Z-14) de qualquer responsabilidade minha pôr não desfiliação de outra entidade de classe, e também me</w:t>
-      </w:r>
-      <w:r>
-        <w:rPr>
-          <w:sz w:val="16"/>
-          <w:szCs w:val="16"/>
-        </w:rPr>
-        <w:t xml:space="preserve"> responsabilizo de qualquer fato que venha contra a colônia e dizer que sou pescador profissional. Por isso afirmo que sou pescador profissional e realmente vivo da pesca. Eu sou o responsável em dizer que sou profissional, eximindo a Colônia de qualquer responsabilidade que venha ocorrer neste sentido. Estou ciente de que declaração falsa constitui crime previsto no art. 299 do código penal.</w:t>
+        <w:t>Declaro estar ciente de minha filiação a CPPFR Z-14 – a qual representara meus interesses extra judiciais perante as esferas administrativas e judiciais em todos os atos referente à classe dos pescadores. Ciente da responsabilidade sob o presente termo, e de posse plena das minhas faculdades mentais, renuncio a qualquer outra Associação ou Colônia a que foi ou sou filiado, eximindo a presente Colônia (CPPFR Z-14) de qualquer responsabilidade minha pôr não desfiliação de outra entidade de classe, e também me responsabilizo de qualquer fato que venha contra a colônia e dizer que sou pescador profissional. Por isso afirmo que sou pescador profissional e realmente vivo da pesca. Eu sou o responsável em dizer que sou profissional, eximindo a Colônia de qualquer responsabilidade que venha ocorrer neste sentido. Estou ciente de que declaração falsa constitui crime previsto no art. 299 do código penal.</w:t>
       </w:r>
     </w:p>
     <w:p>
@@ -1611,6 +1667,7 @@
   <w:style w:type="character" w:default="1" w:styleId="Fontepargpadro">
     <w:name w:val="Default Paragraph Font"/>
     <w:uiPriority w:val="1"/>
+    <w:semiHidden/>
     <w:unhideWhenUsed/>
   </w:style>
   <w:style w:type="table" w:default="1" w:styleId="Tabelanormal">

--- a/resources/templates/ficha_4.docx
+++ b/resources/templates/ficha_4.docx
@@ -239,7 +239,6 @@
         </w:rPr>
         <w:t xml:space="preserve"> </w:t>
       </w:r>
-      <w:proofErr w:type="spellStart"/>
       <w:r>
         <w:rPr>
           <w:rFonts w:ascii="Monotype Corsiva" w:hAnsi="Monotype Corsiva" w:cs="Monotype Corsiva"/>
@@ -248,9 +247,8 @@
           <w:sz w:val="22"/>
           <w:szCs w:val="22"/>
         </w:rPr>
-        <w:t>Cel</w:t>
-      </w:r>
-      <w:proofErr w:type="spellEnd"/>
+        <w:t xml:space="preserve">Cel: </w:t>
+      </w:r>
       <w:r>
         <w:rPr>
           <w:rFonts w:ascii="Monotype Corsiva" w:hAnsi="Monotype Corsiva" w:cs="Monotype Corsiva"/>
@@ -259,7 +257,7 @@
           <w:sz w:val="22"/>
           <w:szCs w:val="22"/>
         </w:rPr>
-        <w:t>: (17)9 9643-9188</w:t>
+        <w:t>(17)9 9166-1933</w:t>
       </w:r>
     </w:p>
     <w:p>
@@ -295,28 +293,7 @@
           <w:szCs w:val="22"/>
         </w:rPr>
         <w:tab/>
-      </w:r>
-      <w:proofErr w:type="gramStart"/>
-      <w:r>
-        <w:rPr>
-          <w:rFonts w:ascii="Monotype Corsiva" w:hAnsi="Monotype Corsiva" w:cs="Monotype Corsiva"/>
-          <w:b/>
-          <w:i/>
-          <w:sz w:val="22"/>
-          <w:szCs w:val="22"/>
-        </w:rPr>
-        <w:t>CNPJ  nº</w:t>
-      </w:r>
-      <w:proofErr w:type="gramEnd"/>
-      <w:r>
-        <w:rPr>
-          <w:rFonts w:ascii="Monotype Corsiva" w:hAnsi="Monotype Corsiva" w:cs="Monotype Corsiva"/>
-          <w:b/>
-          <w:i/>
-          <w:sz w:val="22"/>
-          <w:szCs w:val="22"/>
-        </w:rPr>
-        <w:t>. 04.247.647 / 0001-73</w:t>
+        <w:t>CNPJ  nº. 04.247.647 / 0001-73</w:t>
       </w:r>
     </w:p>
     <w:p>
@@ -343,17 +320,7 @@
           <w:sz w:val="22"/>
           <w:szCs w:val="22"/>
         </w:rPr>
-        <w:t xml:space="preserve">            </w:t>
-      </w:r>
-      <w:r>
-        <w:rPr>
-          <w:rFonts w:ascii="Monotype Corsiva" w:hAnsi="Monotype Corsiva" w:cs="Monotype Corsiva"/>
-          <w:b/>
-          <w:i/>
-          <w:sz w:val="22"/>
-          <w:szCs w:val="22"/>
-        </w:rPr>
-        <w:t xml:space="preserve">Email: </w:t>
+        <w:t xml:space="preserve">            Email: </w:t>
       </w:r>
       <w:r>
         <w:rPr>
